--- a/examples/example.docx
+++ b/examples/example.docx
@@ -83,7 +83,7 @@
           <w:sz w:val="28"/>
           <w:szCs w:val="28"/>
         </w:rPr>
-        <w:t>«ЛЭТИ» им. В.И. Ульянова (Ленина)</w:t>
+        <w:t xml:space="preserve">«ЛЭТИ» им. В.И. Ульянова (Ленина)</w:t>
       </w:r>
     </w:p>
     <w:p>
@@ -104,10 +104,10 @@
         </w:rPr>
         <w:t xml:space="preserve">Кафедра </w:t>
       </w:r>
+      <w:proofErr w:type="gramStart"/>
       <w:r>
         <w:rPr>
           <w:b/>
-          <w:color w:val="FF0000"/>
           <w:sz w:val="28"/>
           <w:szCs w:val="28"/>
         </w:rPr>
@@ -215,7 +215,6 @@
         <w:jc w:val="center"/>
         <w:rPr>
           <w:b/>
-          <w:color w:val="FF0000"/>
           <w:sz w:val="28"/>
           <w:szCs w:val="28"/>
         </w:rPr>
@@ -247,7 +246,6 @@
       <w:r>
         <w:rPr>
           <w:b/>
-          <w:color w:val="FF0000"/>
           <w:sz w:val="28"/>
           <w:szCs w:val="28"/>
         </w:rPr>
@@ -256,16 +254,15 @@
       <w:r>
         <w:rPr>
           <w:b/>
-          <w:color w:val="FF0000"/>
           <w:sz w:val="28"/>
           <w:szCs w:val="28"/>
         </w:rPr>
         <w:t xml:space="preserve"> </w:t>
       </w:r>
+      <w:proofErr w:type="gramStart"/>
       <w:r>
         <w:rPr>
           <w:b/>
-          <w:color w:val="FF0000"/>
           <w:sz w:val="28"/>
           <w:szCs w:val="28"/>
         </w:rPr>
@@ -288,34 +285,24 @@
           <w:sz w:val="28"/>
           <w:szCs w:val="28"/>
         </w:rPr>
-        <w:t xml:space="preserve">по дисциплине </w:t>
-      </w:r>
+        <w:t xml:space="preserve">по дисциплине «</w:t>
+      </w:r>
+      <w:proofErr w:type="gramStart"/>
       <w:r>
         <w:rPr>
           <w:b/>
-          <w:color w:val="000000"/>
           <w:sz w:val="28"/>
           <w:szCs w:val="28"/>
         </w:rPr>
-        <w:t>«</w:t>
+        <w:t xml:space="preserve">Базы данных</w:t>
       </w:r>
       <w:r>
         <w:rPr>
           <w:b/>
-          <w:color w:val="FF0000"/>
           <w:sz w:val="28"/>
           <w:szCs w:val="28"/>
         </w:rPr>
-        <w:t xml:space="preserve">Базы данных</w:t>
-      </w:r>
-      <w:r>
-        <w:rPr>
-          <w:b/>
-          <w:color w:val="000000"/>
-          <w:sz w:val="28"/>
-          <w:szCs w:val="28"/>
-        </w:rPr>
-        <w:t>»</w:t>
+        <w:t xml:space="preserve">»</w:t>
       </w:r>
     </w:p>
     <w:p>
@@ -336,11 +323,11 @@
         </w:rPr>
         <w:t xml:space="preserve">Тема: </w:t>
       </w:r>
+      <w:proofErr w:type="gramStart"/>
       <w:r>
         <w:rPr>
           <w:rStyle w:val="aff"/>
           <w:smallCaps w:val="0"/>
-          <w:color w:val="FF0000"/>
           <w:sz w:val="28"/>
           <w:szCs w:val="28"/>
         </w:rPr>
@@ -448,7 +435,7 @@
                 <w:sz w:val="28"/>
                 <w:szCs w:val="28"/>
               </w:rPr>
-              <w:t>Студент</w:t>
+              <w:t xml:space="preserve">Студент</w:t>
             </w:r>
             <w:r>
               <w:rPr>
@@ -457,9 +444,9 @@
               </w:rPr>
               <w:t xml:space="preserve"> гр. </w:t>
             </w:r>
+            <w:proofErr w:type="gramStart"/>
             <w:r>
               <w:rPr>
-                <w:color w:val="FF0000"/>
                 <w:sz w:val="28"/>
                 <w:szCs w:val="28"/>
               </w:rPr>
@@ -497,9 +484,9 @@
                 <w:szCs w:val="28"/>
               </w:rPr>
             </w:pPr>
+            <w:proofErr w:type="gramStart"/>
             <w:r>
               <w:rPr>
-                <w:color w:val="FF0000"/>
                 <w:sz w:val="28"/>
                 <w:szCs w:val="28"/>
               </w:rPr>
@@ -529,7 +516,7 @@
                 <w:sz w:val="28"/>
                 <w:szCs w:val="28"/>
               </w:rPr>
-              <w:t>Преподаватель</w:t>
+              <w:t xml:space="preserve">Преподаватель</w:t>
             </w:r>
           </w:p>
         </w:tc>
@@ -564,9 +551,9 @@
                 <w:szCs w:val="28"/>
               </w:rPr>
             </w:pPr>
+            <w:proofErr w:type="gramStart"/>
             <w:r>
               <w:rPr>
-                <w:color w:val="FF0000"/>
                 <w:sz w:val="28"/>
                 <w:szCs w:val="28"/>
               </w:rPr>
@@ -614,7 +601,7 @@
           <w:sz w:val="28"/>
           <w:szCs w:val="28"/>
         </w:rPr>
-        <w:t>Санкт-Петербург</w:t>
+        <w:t xml:space="preserve">Санкт-Петербург</w:t>
       </w:r>
     </w:p>
     <w:p>
@@ -632,10 +619,10 @@
           <w:highlight w:val="yellow"/>
         </w:rPr>
       </w:pPr>
+      <w:proofErr w:type="gramStart"/>
       <w:r>
         <w:rPr>
           <w:bCs/>
-          <w:color w:val="FF0000"/>
           <w:sz w:val="28"/>
           <w:szCs w:val="28"/>
         </w:rPr>
@@ -716,7 +703,7 @@
           <w:rFonts w:ascii="Times New Roman" w:hAnsi="Times New Roman" w:cs="Times New Roman" w:eastAsia="Times New Roman"/>
           <w:sz w:val="28"/>
         </w:rPr>
-        <w:t xml:space="preserve">SQL -- </w:t>
+        <w:t xml:space="preserve">SQL – </w:t>
       </w:r>
       <w:r>
         <w:rPr>
@@ -731,7 +718,7 @@
           <w:rFonts w:ascii="Times New Roman" w:hAnsi="Times New Roman" w:cs="Times New Roman" w:eastAsia="Times New Roman"/>
           <w:sz w:val="28"/>
         </w:rPr>
-        <w:t xml:space="preserve"> -- стандартный язык запросов для</w:t>
+        <w:t xml:space="preserve"> – стандартный язык запросов для</w:t>
       </w:r>
       <w:r>
         <w:br/>
@@ -741,7 +728,7 @@
           <w:rFonts w:ascii="Times New Roman" w:hAnsi="Times New Roman" w:cs="Times New Roman" w:eastAsia="Times New Roman"/>
           <w:sz w:val="28"/>
         </w:rPr>
-        <w:t>работы с реляционными базами данных. PostgreSQL -- объектно-реляционная</w:t>
+        <w:t>работы с реляционными базами данных. PostgreSQL – объектно-реляционная</w:t>
       </w:r>
       <w:r>
         <w:br/>
@@ -765,8 +752,17 @@
     </w:p>
     <w:p>
       <w:pPr>
-        <w:pStyle w:val="af9"/>
-      </w:pPr>
+        <w:spacing w:line="360" w:lineRule="auto" w:before="0" w:after="0"/>
+        <w:ind w:left="425" w:hanging="283"/>
+        <w:jc w:val="both"/>
+      </w:pPr>
+      <w:r>
+        <w:rPr>
+          <w:rFonts w:ascii="Times New Roman" w:hAnsi="Times New Roman" w:cs="Times New Roman" w:eastAsia="Times New Roman"/>
+          <w:sz w:val="28"/>
+        </w:rPr>
+        <w:t xml:space="preserve">– </w:t>
+      </w:r>
       <w:r>
         <w:rPr>
           <w:rFonts w:ascii="Times New Roman" w:hAnsi="Times New Roman" w:cs="Times New Roman" w:eastAsia="Times New Roman"/>
@@ -777,8 +773,17 @@
     </w:p>
     <w:p>
       <w:pPr>
-        <w:pStyle w:val="af9"/>
-      </w:pPr>
+        <w:spacing w:line="360" w:lineRule="auto" w:before="0" w:after="0"/>
+        <w:ind w:left="425" w:hanging="283"/>
+        <w:jc w:val="both"/>
+      </w:pPr>
+      <w:r>
+        <w:rPr>
+          <w:rFonts w:ascii="Times New Roman" w:hAnsi="Times New Roman" w:cs="Times New Roman" w:eastAsia="Times New Roman"/>
+          <w:sz w:val="28"/>
+        </w:rPr>
+        <w:t xml:space="preserve">– </w:t>
+      </w:r>
       <w:r>
         <w:rPr>
           <w:rFonts w:ascii="Times New Roman" w:hAnsi="Times New Roman" w:cs="Times New Roman" w:eastAsia="Times New Roman"/>
@@ -789,8 +794,17 @@
     </w:p>
     <w:p>
       <w:pPr>
-        <w:pStyle w:val="af9"/>
-      </w:pPr>
+        <w:spacing w:line="360" w:lineRule="auto" w:before="0" w:after="0"/>
+        <w:ind w:left="425" w:hanging="283"/>
+        <w:jc w:val="both"/>
+      </w:pPr>
+      <w:r>
+        <w:rPr>
+          <w:rFonts w:ascii="Times New Roman" w:hAnsi="Times New Roman" w:cs="Times New Roman" w:eastAsia="Times New Roman"/>
+          <w:sz w:val="28"/>
+        </w:rPr>
+        <w:t xml:space="preserve">– </w:t>
+      </w:r>
       <w:r>
         <w:rPr>
           <w:rFonts w:ascii="Times New Roman" w:hAnsi="Times New Roman" w:cs="Times New Roman" w:eastAsia="Times New Roman"/>
@@ -801,8 +815,17 @@
     </w:p>
     <w:p>
       <w:pPr>
-        <w:pStyle w:val="af9"/>
-      </w:pPr>
+        <w:spacing w:line="360" w:lineRule="auto" w:before="0" w:after="0"/>
+        <w:ind w:left="425" w:hanging="283"/>
+        <w:jc w:val="both"/>
+      </w:pPr>
+      <w:r>
+        <w:rPr>
+          <w:rFonts w:ascii="Times New Roman" w:hAnsi="Times New Roman" w:cs="Times New Roman" w:eastAsia="Times New Roman"/>
+          <w:sz w:val="28"/>
+        </w:rPr>
+        <w:t xml:space="preserve">– </w:t>
+      </w:r>
       <w:r>
         <w:rPr>
           <w:rFonts w:ascii="Times New Roman" w:hAnsi="Times New Roman" w:cs="Times New Roman" w:eastAsia="Times New Roman"/>
@@ -859,13 +882,18 @@
         <w:t>Вариант 7.</w:t>
       </w:r>
     </w:p>
-    <w:p/>
-    <w:p>
-      <w:r>
-        <w:rPr>
-          <w:rFonts w:ascii="Times New Roman" w:hAnsi="Times New Roman" w:cs="Times New Roman" w:eastAsia="Times New Roman"/>
-          <w:sz w:val="28"/>
-        </w:rPr>
+    <w:p>
+      <w:pPr>
+        <w:spacing w:line="360" w:lineRule="auto" w:before="0" w:after="0"/>
+        <w:ind w:left="425" w:hanging="283"/>
+        <w:jc w:val="both"/>
+      </w:pPr>
+      <w:r>
+        <w:rPr>
+          <w:rFonts w:ascii="Times New Roman" w:hAnsi="Times New Roman" w:cs="Times New Roman" w:eastAsia="Times New Roman"/>
+          <w:sz w:val="28"/>
+        </w:rPr>
+        <w:t xml:space="preserve">1. </w:t>
       </w:r>
       <w:r>
         <w:rPr>
@@ -875,13 +903,18 @@
         <w:t>Написать скрипт, заполняющий БД большим количеством тестовых данных.</w:t>
       </w:r>
     </w:p>
-    <w:p/>
-    <w:p>
-      <w:r>
-        <w:rPr>
-          <w:rFonts w:ascii="Times New Roman" w:hAnsi="Times New Roman" w:cs="Times New Roman" w:eastAsia="Times New Roman"/>
-          <w:sz w:val="28"/>
-        </w:rPr>
+    <w:p>
+      <w:pPr>
+        <w:spacing w:line="360" w:lineRule="auto" w:before="0" w:after="0"/>
+        <w:ind w:left="425" w:hanging="283"/>
+        <w:jc w:val="both"/>
+      </w:pPr>
+      <w:r>
+        <w:rPr>
+          <w:rFonts w:ascii="Times New Roman" w:hAnsi="Times New Roman" w:cs="Times New Roman" w:eastAsia="Times New Roman"/>
+          <w:sz w:val="28"/>
+        </w:rPr>
+        <w:t xml:space="preserve">2. </w:t>
       </w:r>
       <w:r>
         <w:rPr>
@@ -891,13 +924,18 @@
         <w:t>Измерить время выполнения запросов для разного числа записей.</w:t>
       </w:r>
     </w:p>
-    <w:p/>
-    <w:p>
-      <w:r>
-        <w:rPr>
-          <w:rFonts w:ascii="Times New Roman" w:hAnsi="Times New Roman" w:cs="Times New Roman" w:eastAsia="Times New Roman"/>
-          <w:sz w:val="28"/>
-        </w:rPr>
+    <w:p>
+      <w:pPr>
+        <w:spacing w:line="360" w:lineRule="auto" w:before="0" w:after="0"/>
+        <w:ind w:left="425" w:hanging="283"/>
+        <w:jc w:val="both"/>
+      </w:pPr>
+      <w:r>
+        <w:rPr>
+          <w:rFonts w:ascii="Times New Roman" w:hAnsi="Times New Roman" w:cs="Times New Roman" w:eastAsia="Times New Roman"/>
+          <w:sz w:val="28"/>
+        </w:rPr>
+        <w:t xml:space="preserve">3. </w:t>
       </w:r>
       <w:r>
         <w:rPr>
@@ -907,13 +945,18 @@
         <w:t>Добавить в БД индексы (не менее 5 штук).</w:t>
       </w:r>
     </w:p>
-    <w:p/>
-    <w:p>
-      <w:r>
-        <w:rPr>
-          <w:rFonts w:ascii="Times New Roman" w:hAnsi="Times New Roman" w:cs="Times New Roman" w:eastAsia="Times New Roman"/>
-          <w:sz w:val="28"/>
-        </w:rPr>
+    <w:p>
+      <w:pPr>
+        <w:spacing w:line="360" w:lineRule="auto" w:before="0" w:after="0"/>
+        <w:ind w:left="425" w:hanging="283"/>
+        <w:jc w:val="both"/>
+      </w:pPr>
+      <w:r>
+        <w:rPr>
+          <w:rFonts w:ascii="Times New Roman" w:hAnsi="Times New Roman" w:cs="Times New Roman" w:eastAsia="Times New Roman"/>
+          <w:sz w:val="28"/>
+        </w:rPr>
+        <w:t xml:space="preserve">4. </w:t>
       </w:r>
       <w:r>
         <w:rPr>
@@ -1003,7 +1046,7 @@
           <w:rFonts w:ascii="Times New Roman" w:hAnsi="Times New Roman" w:cs="Times New Roman" w:eastAsia="Times New Roman"/>
           <w:sz w:val="28"/>
         </w:rPr>
-        <w:t>Рисунок 1 -- Структура базы данных</w:t>
+        <w:t>Рисунок 1 – Структура базы данных</w:t>
       </w:r>
     </w:p>
     <w:p>
@@ -1026,7 +1069,7 @@
           <w:rFonts w:ascii="Times New Roman" w:hAnsi="Times New Roman" w:cs="Times New Roman" w:eastAsia="Times New Roman"/>
           <w:sz w:val="28"/>
         </w:rPr>
-        <w:t>Таблица 1 -- Время выполнения запросов без сортировки</w:t>
+        <w:t>Таблица 1 – Время выполнения запросов без сортировки</w:t>
       </w:r>
     </w:p>
     <w:tbl>
@@ -1502,7 +1545,7 @@
           <w:rFonts w:ascii="Times New Roman" w:hAnsi="Times New Roman" w:cs="Times New Roman" w:eastAsia="Times New Roman"/>
           <w:sz w:val="28"/>
         </w:rPr>
-        <w:t>Листинг 1 -- Функция create_data</w:t>
+        <w:t>Листинг 1 – Функция create_data</w:t>
       </w:r>
     </w:p>
     <w:p>
@@ -1668,7 +1711,7 @@
           <w:rFonts w:ascii="Times New Roman" w:hAnsi="Times New Roman" w:cs="Times New Roman" w:eastAsia="Times New Roman"/>
           <w:sz w:val="28"/>
         </w:rPr>
-        <w:t xml:space="preserve"> -- время выполнения i-го запроса, n -- количество замеров.</w:t>
+        <w:t xml:space="preserve"> – время выполнения i-го запроса, n – количество замеров.</w:t>
       </w:r>
     </w:p>
     <w:p>

--- a/examples/example.docx
+++ b/examples/example.docx
@@ -626,7 +626,7 @@
           <w:sz w:val="28"/>
           <w:szCs w:val="28"/>
         </w:rPr>
-        <w:t xml:space="preserve">2026</w:t>
+        <w:t xml:space="preserve">2027</w:t>
       </w:r>
     </w:p>
     <w:p>
@@ -1033,6 +1033,47 @@
           <w:sz w:val="28"/>
         </w:rPr>
         <w:t>Структура базы данных приведена на рисунке 1.</w:t>
+      </w:r>
+    </w:p>
+    <w:p>
+      <w:pPr>
+        <w:spacing w:line="240" w:lineRule="auto" w:before="120"/>
+        <w:ind w:firstLine="0"/>
+        <w:jc w:val="center"/>
+      </w:pPr>
+      <w:r>
+        <w:drawing>
+          <wp:inline xmlns:a="http://schemas.openxmlformats.org/drawingml/2006/main" xmlns:pic="http://schemas.openxmlformats.org/drawingml/2006/picture">
+            <wp:extent cx="5760000" cy="3030296"/>
+            <wp:docPr id="1" name="Picture 1"/>
+            <wp:cNvGraphicFramePr>
+              <a:graphicFrameLocks noChangeAspect="1"/>
+            </wp:cNvGraphicFramePr>
+            <a:graphic>
+              <a:graphicData uri="http://schemas.openxmlformats.org/drawingml/2006/picture">
+                <pic:pic>
+                  <pic:nvPicPr>
+                    <pic:cNvPr id="0" name="structure.png"/>
+                    <pic:cNvPicPr/>
+                  </pic:nvPicPr>
+                  <pic:blipFill>
+                    <a:blip r:embed="rId13"/>
+                    <a:stretch>
+                      <a:fillRect/>
+                    </a:stretch>
+                  </pic:blipFill>
+                  <pic:spPr>
+                    <a:xfrm>
+                      <a:off x="0" y="0"/>
+                      <a:ext cx="5760000" cy="3030296"/>
+                    </a:xfrm>
+                    <a:prstGeom prst="rect"/>
+                  </pic:spPr>
+                </pic:pic>
+              </a:graphicData>
+            </a:graphic>
+          </wp:inline>
+        </w:drawing>
       </w:r>
     </w:p>
     <w:p>
@@ -1667,12 +1708,131 @@
         <w:ind w:firstLine="0"/>
         <w:jc w:val="center"/>
       </w:pPr>
-      <w:r>
-        <w:rPr>
-          <w:rFonts w:ascii="Times New Roman" w:hAnsi="Times New Roman" w:cs="Times New Roman" w:eastAsia="Times New Roman"/>
-          <w:sz w:val="28"/>
-        </w:rPr>
-        <w:t>\bar{t} = (1/n) * sum(t</w:t>
+      <m:oMath>
+        <m:box>
+          <m:e>
+            <m:acc>
+              <m:accPr>
+                <m:chr m:val="¯"/>
+              </m:accPr>
+              <m:e>
+                <m:box>
+                  <m:e>
+                    <m:r>
+                      <m:rPr>
+                        <m:sty m:val="i"/>
+                      </m:rPr>
+                      <m:t>t</m:t>
+                    </m:r>
+                  </m:e>
+                </m:box>
+              </m:e>
+            </m:acc>
+            <m:r>
+              <m:rPr>
+                <m:sty m:val="p"/>
+              </m:rPr>
+              <m:t>=</m:t>
+            </m:r>
+            <m:r>
+              <m:rPr>
+                <m:sty m:val="p"/>
+              </m:rPr>
+              <m:t>(</m:t>
+            </m:r>
+            <m:r>
+              <m:rPr>
+                <m:sty m:val="p"/>
+              </m:rPr>
+              <m:t>1</m:t>
+            </m:r>
+            <m:r>
+              <m:rPr>
+                <m:sty m:val="p"/>
+              </m:rPr>
+              <m:t>/</m:t>
+            </m:r>
+            <m:r>
+              <m:rPr>
+                <m:sty m:val="i"/>
+              </m:rPr>
+              <m:t>n</m:t>
+            </m:r>
+            <m:r>
+              <m:rPr>
+                <m:sty m:val="p"/>
+              </m:rPr>
+              <m:t>)</m:t>
+            </m:r>
+            <m:r>
+              <m:rPr>
+                <m:sty m:val="p"/>
+              </m:rPr>
+              <m:t>*</m:t>
+            </m:r>
+            <m:r>
+              <m:rPr>
+                <m:sty m:val="i"/>
+              </m:rPr>
+              <m:t>s</m:t>
+            </m:r>
+            <m:r>
+              <m:rPr>
+                <m:sty m:val="i"/>
+              </m:rPr>
+              <m:t>u</m:t>
+            </m:r>
+            <m:r>
+              <m:rPr>
+                <m:sty m:val="i"/>
+              </m:rPr>
+              <m:t>m</m:t>
+            </m:r>
+            <m:r>
+              <m:rPr>
+                <m:sty m:val="p"/>
+              </m:rPr>
+              <m:t>(</m:t>
+            </m:r>
+            <m:sSub>
+              <m:e>
+                <m:r>
+                  <m:rPr>
+                    <m:sty m:val="i"/>
+                  </m:rPr>
+                  <m:t>t</m:t>
+                </m:r>
+              </m:e>
+              <m:sub>
+                <m:box>
+                  <m:e>
+                    <m:r>
+                      <m:rPr>
+                        <m:sty m:val="i"/>
+                      </m:rPr>
+                      <m:t>i</m:t>
+                    </m:r>
+                  </m:e>
+                </m:box>
+              </m:sub>
+            </m:sSub>
+            <m:r>
+              <m:rPr>
+                <m:sty m:val="p"/>
+              </m:rPr>
+              <m:t>)</m:t>
+            </m:r>
+          </m:e>
+        </m:box>
+      </m:oMath>
+    </w:p>
+    <w:p>
+      <w:r>
+        <w:rPr>
+          <w:rFonts w:ascii="Times New Roman" w:hAnsi="Times New Roman" w:cs="Times New Roman" w:eastAsia="Times New Roman"/>
+          <w:sz w:val="28"/>
+        </w:rPr>
+        <w:t>Здесь t</w:t>
       </w:r>
       <w:r>
         <w:rPr>
@@ -1687,30 +1847,6 @@
           <w:rFonts w:ascii="Times New Roman" w:hAnsi="Times New Roman" w:cs="Times New Roman" w:eastAsia="Times New Roman"/>
           <w:sz w:val="28"/>
         </w:rPr>
-        <w:t>)</w:t>
-      </w:r>
-    </w:p>
-    <w:p>
-      <w:r>
-        <w:rPr>
-          <w:rFonts w:ascii="Times New Roman" w:hAnsi="Times New Roman" w:cs="Times New Roman" w:eastAsia="Times New Roman"/>
-          <w:sz w:val="28"/>
-        </w:rPr>
-        <w:t>Здесь t</w:t>
-      </w:r>
-      <w:r>
-        <w:rPr>
-          <w:rFonts w:ascii="Times New Roman" w:hAnsi="Times New Roman" w:cs="Times New Roman" w:eastAsia="Times New Roman"/>
-          <w:sz w:val="28"/>
-          <w:vertAlign w:val="subscript"/>
-        </w:rPr>
-        <w:t>i</w:t>
-      </w:r>
-      <w:r>
-        <w:rPr>
-          <w:rFonts w:ascii="Times New Roman" w:hAnsi="Times New Roman" w:cs="Times New Roman" w:eastAsia="Times New Roman"/>
-          <w:sz w:val="28"/>
-        </w:rPr>
         <w:t xml:space="preserve"> – время выполнения i-го запроса, n – количество замеров.</w:t>
       </w:r>
     </w:p>
@@ -1788,7 +1924,7 @@
       <w:r>
         <w:br/>
       </w:r>
-      <w:hyperlink r:id="rId13">
+      <w:hyperlink r:id="rId14">
         <w:r>
           <w:rPr>
             <w:rFonts w:ascii="Times New Roman" w:hAnsi="Times New Roman" w:cs="Times New Roman"/>

--- a/examples/example.docx
+++ b/examples/example.docx
@@ -752,8 +752,11 @@
     </w:p>
     <w:p>
       <w:pPr>
-        <w:spacing w:line="360" w:lineRule="auto" w:before="0" w:after="0"/>
-        <w:ind w:left="425" w:hanging="283"/>
+        <w:numPr>
+          <w:ilvl w:val="0"/>
+          <w:numId w:val="7"/>
+        </w:numPr>
+        <w:spacing w:before="0" w:after="0" w:line="360" w:lineRule="auto"/>
         <w:jc w:val="both"/>
       </w:pPr>
       <w:r>
@@ -761,20 +764,33 @@
           <w:rFonts w:ascii="Times New Roman" w:hAnsi="Times New Roman" w:cs="Times New Roman" w:eastAsia="Times New Roman"/>
           <w:sz w:val="28"/>
         </w:rPr>
-        <w:t xml:space="preserve">– </w:t>
-      </w:r>
+        <w:t>создание баз данных и таблиц;</w:t>
+      </w:r>
+    </w:p>
+    <w:p>
+      <w:pPr>
+        <w:numPr>
+          <w:ilvl w:val="0"/>
+          <w:numId w:val="7"/>
+        </w:numPr>
+        <w:spacing w:before="0" w:after="0" w:line="360" w:lineRule="auto"/>
+        <w:jc w:val="both"/>
+      </w:pPr>
       <w:r>
         <w:rPr>
           <w:rFonts w:ascii="Times New Roman" w:hAnsi="Times New Roman" w:cs="Times New Roman" w:eastAsia="Times New Roman"/>
           <w:sz w:val="28"/>
         </w:rPr>
-        <w:t>создание баз данных и таблиц;</w:t>
-      </w:r>
-    </w:p>
-    <w:p>
-      <w:pPr>
-        <w:spacing w:line="360" w:lineRule="auto" w:before="0" w:after="0"/>
-        <w:ind w:left="425" w:hanging="283"/>
+        <w:t>чтение, вставка, обновление и удаление данных;</w:t>
+      </w:r>
+    </w:p>
+    <w:p>
+      <w:pPr>
+        <w:numPr>
+          <w:ilvl w:val="0"/>
+          <w:numId w:val="7"/>
+        </w:numPr>
+        <w:spacing w:before="0" w:after="0" w:line="360" w:lineRule="auto"/>
         <w:jc w:val="both"/>
       </w:pPr>
       <w:r>
@@ -782,50 +798,18 @@
           <w:rFonts w:ascii="Times New Roman" w:hAnsi="Times New Roman" w:cs="Times New Roman" w:eastAsia="Times New Roman"/>
           <w:sz w:val="28"/>
         </w:rPr>
-        <w:t xml:space="preserve">– </w:t>
-      </w:r>
-      <w:r>
-        <w:rPr>
-          <w:rFonts w:ascii="Times New Roman" w:hAnsi="Times New Roman" w:cs="Times New Roman" w:eastAsia="Times New Roman"/>
-          <w:sz w:val="28"/>
-        </w:rPr>
-        <w:t>чтение, вставка, обновление и удаление данных;</w:t>
-      </w:r>
-    </w:p>
-    <w:p>
-      <w:pPr>
-        <w:spacing w:line="360" w:lineRule="auto" w:before="0" w:after="0"/>
-        <w:ind w:left="425" w:hanging="283"/>
+        <w:t>управление индексами и ограничениями;</w:t>
+      </w:r>
+    </w:p>
+    <w:p>
+      <w:pPr>
+        <w:numPr>
+          <w:ilvl w:val="0"/>
+          <w:numId w:val="7"/>
+        </w:numPr>
+        <w:spacing w:before="0" w:after="0" w:line="360" w:lineRule="auto"/>
         <w:jc w:val="both"/>
       </w:pPr>
-      <w:r>
-        <w:rPr>
-          <w:rFonts w:ascii="Times New Roman" w:hAnsi="Times New Roman" w:cs="Times New Roman" w:eastAsia="Times New Roman"/>
-          <w:sz w:val="28"/>
-        </w:rPr>
-        <w:t xml:space="preserve">– </w:t>
-      </w:r>
-      <w:r>
-        <w:rPr>
-          <w:rFonts w:ascii="Times New Roman" w:hAnsi="Times New Roman" w:cs="Times New Roman" w:eastAsia="Times New Roman"/>
-          <w:sz w:val="28"/>
-        </w:rPr>
-        <w:t>управление индексами и ограничениями;</w:t>
-      </w:r>
-    </w:p>
-    <w:p>
-      <w:pPr>
-        <w:spacing w:line="360" w:lineRule="auto" w:before="0" w:after="0"/>
-        <w:ind w:left="425" w:hanging="283"/>
-        <w:jc w:val="both"/>
-      </w:pPr>
-      <w:r>
-        <w:rPr>
-          <w:rFonts w:ascii="Times New Roman" w:hAnsi="Times New Roman" w:cs="Times New Roman" w:eastAsia="Times New Roman"/>
-          <w:sz w:val="28"/>
-        </w:rPr>
-        <w:t xml:space="preserve">– </w:t>
-      </w:r>
       <w:r>
         <w:rPr>
           <w:rFonts w:ascii="Times New Roman" w:hAnsi="Times New Roman" w:cs="Times New Roman" w:eastAsia="Times New Roman"/>
@@ -884,8 +868,11 @@
     </w:p>
     <w:p>
       <w:pPr>
-        <w:spacing w:line="360" w:lineRule="auto" w:before="0" w:after="0"/>
-        <w:ind w:left="425" w:hanging="283"/>
+        <w:numPr>
+          <w:ilvl w:val="0"/>
+          <w:numId w:val="8"/>
+        </w:numPr>
+        <w:spacing w:before="0" w:after="0" w:line="360" w:lineRule="auto"/>
         <w:jc w:val="both"/>
       </w:pPr>
       <w:r>
@@ -893,20 +880,33 @@
           <w:rFonts w:ascii="Times New Roman" w:hAnsi="Times New Roman" w:cs="Times New Roman" w:eastAsia="Times New Roman"/>
           <w:sz w:val="28"/>
         </w:rPr>
-        <w:t xml:space="preserve">1. </w:t>
-      </w:r>
+        <w:t>Написать скрипт, заполняющий БД большим количеством тестовых данных.</w:t>
+      </w:r>
+    </w:p>
+    <w:p>
+      <w:pPr>
+        <w:numPr>
+          <w:ilvl w:val="0"/>
+          <w:numId w:val="8"/>
+        </w:numPr>
+        <w:spacing w:before="0" w:after="0" w:line="360" w:lineRule="auto"/>
+        <w:jc w:val="both"/>
+      </w:pPr>
       <w:r>
         <w:rPr>
           <w:rFonts w:ascii="Times New Roman" w:hAnsi="Times New Roman" w:cs="Times New Roman" w:eastAsia="Times New Roman"/>
           <w:sz w:val="28"/>
         </w:rPr>
-        <w:t>Написать скрипт, заполняющий БД большим количеством тестовых данных.</w:t>
-      </w:r>
-    </w:p>
-    <w:p>
-      <w:pPr>
-        <w:spacing w:line="360" w:lineRule="auto" w:before="0" w:after="0"/>
-        <w:ind w:left="425" w:hanging="283"/>
+        <w:t>Измерить время выполнения запросов для разного числа записей.</w:t>
+      </w:r>
+    </w:p>
+    <w:p>
+      <w:pPr>
+        <w:numPr>
+          <w:ilvl w:val="0"/>
+          <w:numId w:val="8"/>
+        </w:numPr>
+        <w:spacing w:before="0" w:after="0" w:line="360" w:lineRule="auto"/>
         <w:jc w:val="both"/>
       </w:pPr>
       <w:r>
@@ -914,50 +914,18 @@
           <w:rFonts w:ascii="Times New Roman" w:hAnsi="Times New Roman" w:cs="Times New Roman" w:eastAsia="Times New Roman"/>
           <w:sz w:val="28"/>
         </w:rPr>
-        <w:t xml:space="preserve">2. </w:t>
-      </w:r>
-      <w:r>
-        <w:rPr>
-          <w:rFonts w:ascii="Times New Roman" w:hAnsi="Times New Roman" w:cs="Times New Roman" w:eastAsia="Times New Roman"/>
-          <w:sz w:val="28"/>
-        </w:rPr>
-        <w:t>Измерить время выполнения запросов для разного числа записей.</w:t>
-      </w:r>
-    </w:p>
-    <w:p>
-      <w:pPr>
-        <w:spacing w:line="360" w:lineRule="auto" w:before="0" w:after="0"/>
-        <w:ind w:left="425" w:hanging="283"/>
+        <w:t>Добавить в БД индексы (не менее 5 штук).</w:t>
+      </w:r>
+    </w:p>
+    <w:p>
+      <w:pPr>
+        <w:numPr>
+          <w:ilvl w:val="0"/>
+          <w:numId w:val="8"/>
+        </w:numPr>
+        <w:spacing w:before="0" w:after="0" w:line="360" w:lineRule="auto"/>
         <w:jc w:val="both"/>
       </w:pPr>
-      <w:r>
-        <w:rPr>
-          <w:rFonts w:ascii="Times New Roman" w:hAnsi="Times New Roman" w:cs="Times New Roman" w:eastAsia="Times New Roman"/>
-          <w:sz w:val="28"/>
-        </w:rPr>
-        <w:t xml:space="preserve">3. </w:t>
-      </w:r>
-      <w:r>
-        <w:rPr>
-          <w:rFonts w:ascii="Times New Roman" w:hAnsi="Times New Roman" w:cs="Times New Roman" w:eastAsia="Times New Roman"/>
-          <w:sz w:val="28"/>
-        </w:rPr>
-        <w:t>Добавить в БД индексы (не менее 5 штук).</w:t>
-      </w:r>
-    </w:p>
-    <w:p>
-      <w:pPr>
-        <w:spacing w:line="360" w:lineRule="auto" w:before="0" w:after="0"/>
-        <w:ind w:left="425" w:hanging="283"/>
-        <w:jc w:val="both"/>
-      </w:pPr>
-      <w:r>
-        <w:rPr>
-          <w:rFonts w:ascii="Times New Roman" w:hAnsi="Times New Roman" w:cs="Times New Roman" w:eastAsia="Times New Roman"/>
-          <w:sz w:val="28"/>
-        </w:rPr>
-        <w:t xml:space="preserve">4. </w:t>
-      </w:r>
       <w:r>
         <w:rPr>
           <w:rFonts w:ascii="Times New Roman" w:hAnsi="Times New Roman" w:cs="Times New Roman" w:eastAsia="Times New Roman"/>
@@ -2752,6 +2720,38 @@
       </w:rPr>
     </w:lvl>
   </w:abstractNum>
+  <w:abstractNum w:abstractNumId="6">
+    <w:multiLevelType w:val="singleLevel"/>
+    <w:lvl w:ilvl="0">
+      <w:start w:val="1"/>
+      <w:numFmt w:val="bullet"/>
+      <w:lvlText w:val="–"/>
+      <w:lvlJc w:val="left"/>
+      <w:pPr>
+        <w:ind w:left="1134" w:hanging="567"/>
+      </w:pPr>
+      <w:rPr>
+        <w:rFonts w:ascii="Times New Roman" w:hAnsi="Times New Roman" w:cs="Times New Roman"/>
+        <w:sz w:val="28"/>
+      </w:rPr>
+    </w:lvl>
+  </w:abstractNum>
+  <w:abstractNum w:abstractNumId="7">
+    <w:multiLevelType w:val="singleLevel"/>
+    <w:lvl w:ilvl="0">
+      <w:start w:val="1"/>
+      <w:numFmt w:val="decimal"/>
+      <w:lvlText w:val="%1."/>
+      <w:lvlJc w:val="left"/>
+      <w:pPr>
+        <w:ind w:left="1134" w:hanging="567"/>
+      </w:pPr>
+      <w:rPr>
+        <w:rFonts w:ascii="Times New Roman" w:hAnsi="Times New Roman" w:cs="Times New Roman"/>
+        <w:sz w:val="28"/>
+      </w:rPr>
+    </w:lvl>
+  </w:abstractNum>
   <w:num w:numId="1" w16cid:durableId="1531184179">
     <w:abstractNumId w:val="4"/>
   </w:num>
@@ -2771,6 +2771,12 @@
     <w:abstractNumId w:val="1"/>
   </w:num>
   <w:numIdMacAtCleanup w:val="3"/>
+  <w:num w:numId="7">
+    <w:abstractNumId w:val="6"/>
+  </w:num>
+  <w:num w:numId="8">
+    <w:abstractNumId w:val="7"/>
+  </w:num>
 </w:numbering>
 </file>
 
